--- a/To fix list.docx
+++ b/To fix list.docx
@@ -4,35 +4,12 @@
   <w:body>
     <w:p>
       <w:r>
-        <w:t>Nefunguje TAB-</w:t>
+        <w:t>Nefunguje TAB-waypoint</w:t>
       </w:r>
-      <w:proofErr w:type="spellStart"/>
-      <w:r>
-        <w:t>waypoint</w:t>
-      </w:r>
-      <w:proofErr w:type="spellEnd"/>
       <w:r>
         <w:br/>
-        <w:t xml:space="preserve">Nefunguje </w:t>
+        <w:t>Nefunguje X- cut engine</w:t>
       </w:r>
-      <w:proofErr w:type="gramStart"/>
-      <w:r>
-        <w:t xml:space="preserve">X- </w:t>
-      </w:r>
-      <w:proofErr w:type="spellStart"/>
-      <w:r>
-        <w:t>cut</w:t>
-      </w:r>
-      <w:proofErr w:type="spellEnd"/>
-      <w:proofErr w:type="gramEnd"/>
-      <w:r>
-        <w:t xml:space="preserve"> </w:t>
-      </w:r>
-      <w:proofErr w:type="spellStart"/>
-      <w:r>
-        <w:t>engine</w:t>
-      </w:r>
-      <w:proofErr w:type="spellEnd"/>
       <w:r>
         <w:br/>
         <w:t>Chtělo by to něco jako brzdu</w:t>
@@ -40,39 +17,22 @@
     </w:p>
     <w:p>
       <w:r>
-        <w:t xml:space="preserve">Po </w:t>
-      </w:r>
-      <w:proofErr w:type="gramStart"/>
-      <w:r>
-        <w:t>tom</w:t>
-      </w:r>
-      <w:proofErr w:type="gramEnd"/>
-      <w:r>
-        <w:t xml:space="preserve"> co </w:t>
-      </w:r>
-      <w:proofErr w:type="spellStart"/>
-      <w:r>
-        <w:t>začnes</w:t>
-      </w:r>
-      <w:proofErr w:type="spellEnd"/>
-      <w:r>
-        <w:t xml:space="preserve"> přistávat tak to nefunguje.</w:t>
+        <w:t>Po tom co začnes přistávat tak to nefunguje.</w:t>
       </w:r>
     </w:p>
     <w:p>
       <w:r>
-        <w:t>Zkrátit čas pro přistání třeba na 0.</w:t>
-      </w:r>
-      <w:proofErr w:type="gramStart"/>
-      <w:r>
-        <w:t>3s</w:t>
-      </w:r>
-      <w:proofErr w:type="gramEnd"/>
-      <w:r>
-        <w:t>.</w:t>
+        <w:t>Zkrátit čas pro přistání třeba na 0.3s.</w:t>
       </w:r>
     </w:p>
-    <w:p/>
+    <w:p>
+      <w:r>
+        <w:t xml:space="preserve">Taky </w:t>
+      </w:r>
+      <w:r>
+        <w:t>omezit maximální rychlost.</w:t>
+      </w:r>
+    </w:p>
     <w:sectPr>
       <w:pgSz w:w="11906" w:h="16838"/>
       <w:pgMar w:top="1417" w:right="1417" w:bottom="1417" w:left="1417" w:header="708" w:footer="708" w:gutter="0"/>
